--- a/docs/architecture/[ACTIVE]_RE-DOC-04_ColdStart_Variety_Suppression.docx
+++ b/docs/architecture/[ACTIVE]_RE-DOC-04_ColdStart_Variety_Suppression.docx
@@ -2756,6 +2756,14 @@
       </w:pPr>
       <w:r>
         <w:t xml:space="preserve"/>
+      </w:r>
+    </w:p>
+    <w:p>
+      <w:r>
+        <w:rPr>
+          <w:i/>
+        </w:rPr>
+        <w:t>See also: [DRAFT]_Cold_Start_Design_Specification_Swipe_Blend_v1.0.md — addendum defining how OB-07 onboarding swipes interact with the Day-0/Day-1 cold-start fallback above via the existing weight ladder (no new mechanism introduced).</w:t>
       </w:r>
     </w:p>
     <w:p>
